--- a/Documentacao_Nexus.docx
+++ b/Documentacao_Nexus.docx
@@ -53,7 +53,17 @@
           <w:sz w:val="56"/>
           <w:szCs w:val="56"/>
         </w:rPr>
-        <w:t xml:space="preserve">NEXUS </w:t>
+        <w:t>AVAL_IA</w:t>
+      </w:r>
+      <w:r>
+        <w:rPr>
+          <w:b/>
+          <w:bCs/>
+          <w:color w:val="1F3864"/>
+          <w:sz w:val="56"/>
+          <w:szCs w:val="56"/>
+        </w:rPr>
+        <w:t xml:space="preserve"> </w:t>
       </w:r>
     </w:p>
     <w:p>
@@ -139,7 +149,7 @@
     </w:p>
     <w:p>
       <w:pPr>
-        <w:pStyle w:val="Heading1"/>
+        <w:pStyle w:val="Ttulo1"/>
       </w:pPr>
       <w:r>
         <w:lastRenderedPageBreak/>
@@ -289,7 +299,15 @@
                 <w:sz w:val="20"/>
                 <w:szCs w:val="20"/>
               </w:rPr>
-              <w:t>Nexus (codinome interno) / SIMPA (nome acadêmico)</w:t>
+              <w:t>Aval_ia</w:t>
+            </w:r>
+            <w:r>
+              <w:rPr>
+                <w:color w:val="000000"/>
+                <w:sz w:val="20"/>
+                <w:szCs w:val="20"/>
+              </w:rPr>
+              <w:t xml:space="preserve"> (codinome interno) / SIMPA (nome acadêmico)</w:t>
             </w:r>
           </w:p>
         </w:tc>
@@ -811,7 +829,7 @@
     </w:tbl>
     <w:p>
       <w:pPr>
-        <w:pStyle w:val="Heading1"/>
+        <w:pStyle w:val="Ttulo1"/>
       </w:pPr>
       <w:r>
         <w:t>2. Resumo Executivo</w:t>
@@ -823,7 +841,13 @@
         <w:jc w:val="both"/>
       </w:pPr>
       <w:r>
-        <w:t>O Nexus é um sistema web de monitoramento acadêmico voltado para o acompanhamento do desempenho de alunos do ensino superior. A aplicação combina uma API REST construída em Flask, uma camada estatística que calcula indicadores sobre notas e frequências, e um dashboard web interativo que apresenta esses indicadores em forma de gráficos, tabelas e alertas.</w:t>
+        <w:t xml:space="preserve">O </w:t>
+      </w:r>
+      <w:r>
+        <w:t>Aval_ia</w:t>
+      </w:r>
+      <w:r>
+        <w:t xml:space="preserve"> é um sistema web de monitoramento acadêmico voltado para o acompanhamento do desempenho de alunos do ensino superior. A aplicação combina uma API REST construída em Flask, uma camada estatística que calcula indicadores sobre notas e frequências, e um dashboard web interativo que apresenta esses indicadores em forma de gráficos, tabelas e alertas.</w:t>
       </w:r>
     </w:p>
     <w:p>
@@ -846,7 +870,7 @@
     </w:p>
     <w:p>
       <w:pPr>
-        <w:pStyle w:val="Heading1"/>
+        <w:pStyle w:val="Ttulo1"/>
       </w:pPr>
       <w:r>
         <w:t>3. Objetivos</w:t>
@@ -854,7 +878,7 @@
     </w:p>
     <w:p>
       <w:pPr>
-        <w:pStyle w:val="Heading2"/>
+        <w:pStyle w:val="Ttulo2"/>
       </w:pPr>
       <w:r>
         <w:t>3.1. Objetivo Geral</w:t>
@@ -871,7 +895,7 @@
     </w:p>
     <w:p>
       <w:pPr>
-        <w:pStyle w:val="Heading2"/>
+        <w:pStyle w:val="Ttulo2"/>
       </w:pPr>
       <w:r>
         <w:t>3.2. Objetivos Específicos</w:t>
@@ -879,7 +903,7 @@
     </w:p>
     <w:p>
       <w:pPr>
-        <w:pStyle w:val="ListParagraph"/>
+        <w:pStyle w:val="PargrafodaLista"/>
         <w:numPr>
           <w:ilvl w:val="0"/>
           <w:numId w:val="2"/>
@@ -893,7 +917,7 @@
     </w:p>
     <w:p>
       <w:pPr>
-        <w:pStyle w:val="ListParagraph"/>
+        <w:pStyle w:val="PargrafodaLista"/>
         <w:numPr>
           <w:ilvl w:val="0"/>
           <w:numId w:val="2"/>
@@ -906,7 +930,7 @@
     </w:p>
     <w:p>
       <w:pPr>
-        <w:pStyle w:val="ListParagraph"/>
+        <w:pStyle w:val="PargrafodaLista"/>
         <w:numPr>
           <w:ilvl w:val="0"/>
           <w:numId w:val="2"/>
@@ -919,7 +943,7 @@
     </w:p>
     <w:p>
       <w:pPr>
-        <w:pStyle w:val="ListParagraph"/>
+        <w:pStyle w:val="PargrafodaLista"/>
         <w:numPr>
           <w:ilvl w:val="0"/>
           <w:numId w:val="2"/>
@@ -932,7 +956,7 @@
     </w:p>
     <w:p>
       <w:pPr>
-        <w:pStyle w:val="ListParagraph"/>
+        <w:pStyle w:val="PargrafodaLista"/>
         <w:numPr>
           <w:ilvl w:val="0"/>
           <w:numId w:val="2"/>
@@ -945,7 +969,7 @@
     </w:p>
     <w:p>
       <w:pPr>
-        <w:pStyle w:val="ListParagraph"/>
+        <w:pStyle w:val="PargrafodaLista"/>
         <w:numPr>
           <w:ilvl w:val="0"/>
           <w:numId w:val="2"/>
@@ -958,7 +982,7 @@
     </w:p>
     <w:p>
       <w:pPr>
-        <w:pStyle w:val="ListParagraph"/>
+        <w:pStyle w:val="PargrafodaLista"/>
         <w:numPr>
           <w:ilvl w:val="0"/>
           <w:numId w:val="2"/>
@@ -971,7 +995,7 @@
     </w:p>
     <w:p>
       <w:pPr>
-        <w:pStyle w:val="Heading1"/>
+        <w:pStyle w:val="Ttulo1"/>
       </w:pPr>
       <w:r>
         <w:t>4. Justificativa</w:t>
@@ -992,12 +1016,18 @@
         <w:jc w:val="both"/>
       </w:pPr>
       <w:r>
-        <w:t>O Nexus propõe centralizar esses dados e transformá-los em indicadores acionáveis. Em vez de exigir que o coordenador interprete planilhas brutas, o sistema apresenta um nível de risco já classificado, com a justificativa estatística e a ação sugerida ao lado. O resultado é uma camada de inteligência aplicada que reduz o tempo entre o sintoma e a intervenção pedagógica.</w:t>
-      </w:r>
-    </w:p>
-    <w:p>
-      <w:pPr>
-        <w:pStyle w:val="Heading1"/>
+        <w:t xml:space="preserve">O </w:t>
+      </w:r>
+      <w:r>
+        <w:t>Aval_ia</w:t>
+      </w:r>
+      <w:r>
+        <w:t xml:space="preserve"> propõe centralizar esses dados e transformá-los em indicadores acionáveis. Em vez de exigir que o coordenador interprete planilhas brutas, o sistema apresenta um nível de risco já classificado, com a justificativa estatística e a ação sugerida ao lado. O resultado é uma camada de inteligência aplicada que reduz o tempo entre o sintoma e a intervenção pedagógica.</w:t>
+      </w:r>
+    </w:p>
+    <w:p>
+      <w:pPr>
+        <w:pStyle w:val="Ttulo1"/>
       </w:pPr>
       <w:r>
         <w:t>5. Arquitetura do Sistema</w:t>
@@ -1014,7 +1044,7 @@
     </w:p>
     <w:p>
       <w:pPr>
-        <w:pStyle w:val="Heading2"/>
+        <w:pStyle w:val="Ttulo2"/>
       </w:pPr>
       <w:r>
         <w:t>5.1. Camadas</w:t>
@@ -1571,7 +1601,7 @@
     </w:tbl>
     <w:p>
       <w:pPr>
-        <w:pStyle w:val="Heading2"/>
+        <w:pStyle w:val="Ttulo2"/>
       </w:pPr>
       <w:r>
         <w:t>5.2. Fluxo de uma Requisição</w:t>
@@ -1588,7 +1618,7 @@
     </w:p>
     <w:p>
       <w:pPr>
-        <w:pStyle w:val="ListParagraph"/>
+        <w:pStyle w:val="PargrafodaLista"/>
         <w:numPr>
           <w:ilvl w:val="0"/>
           <w:numId w:val="2"/>
@@ -1601,7 +1631,7 @@
     </w:p>
     <w:p>
       <w:pPr>
-        <w:pStyle w:val="ListParagraph"/>
+        <w:pStyle w:val="PargrafodaLista"/>
         <w:numPr>
           <w:ilvl w:val="0"/>
           <w:numId w:val="2"/>
@@ -1614,7 +1644,7 @@
     </w:p>
     <w:p>
       <w:pPr>
-        <w:pStyle w:val="ListParagraph"/>
+        <w:pStyle w:val="PargrafodaLista"/>
         <w:numPr>
           <w:ilvl w:val="0"/>
           <w:numId w:val="2"/>
@@ -1627,7 +1657,7 @@
     </w:p>
     <w:p>
       <w:pPr>
-        <w:pStyle w:val="ListParagraph"/>
+        <w:pStyle w:val="PargrafodaLista"/>
         <w:numPr>
           <w:ilvl w:val="0"/>
           <w:numId w:val="2"/>
@@ -1640,7 +1670,7 @@
     </w:p>
     <w:p>
       <w:pPr>
-        <w:pStyle w:val="ListParagraph"/>
+        <w:pStyle w:val="PargrafodaLista"/>
         <w:numPr>
           <w:ilvl w:val="0"/>
           <w:numId w:val="2"/>
@@ -1653,7 +1683,7 @@
     </w:p>
     <w:p>
       <w:pPr>
-        <w:pStyle w:val="ListParagraph"/>
+        <w:pStyle w:val="PargrafodaLista"/>
         <w:numPr>
           <w:ilvl w:val="0"/>
           <w:numId w:val="2"/>
@@ -1666,7 +1696,7 @@
     </w:p>
     <w:p>
       <w:pPr>
-        <w:pStyle w:val="Heading1"/>
+        <w:pStyle w:val="Ttulo1"/>
       </w:pPr>
       <w:r>
         <w:t>6. Tecnologias Utilizadas</w:t>
@@ -2729,7 +2759,7 @@
     </w:tbl>
     <w:p>
       <w:pPr>
-        <w:pStyle w:val="Heading1"/>
+        <w:pStyle w:val="Ttulo1"/>
       </w:pPr>
       <w:r>
         <w:lastRenderedPageBreak/>
@@ -2756,7 +2786,15 @@
           <w:sz w:val="18"/>
           <w:szCs w:val="18"/>
         </w:rPr>
-        <w:t>NEXUS/</w:t>
+        <w:t>AVAL_IA</w:t>
+      </w:r>
+      <w:r>
+        <w:rPr>
+          <w:rFonts w:ascii="Consolas" w:eastAsia="Consolas" w:hAnsi="Consolas" w:cs="Consolas"/>
+          <w:sz w:val="18"/>
+          <w:szCs w:val="18"/>
+        </w:rPr>
+        <w:t>/</w:t>
       </w:r>
     </w:p>
     <w:p>
@@ -3251,7 +3289,7 @@
     </w:p>
     <w:p>
       <w:pPr>
-        <w:pStyle w:val="Heading1"/>
+        <w:pStyle w:val="Ttulo1"/>
       </w:pPr>
       <w:r>
         <w:t>8. Modelagem do Domínio (Camada Models)</w:t>
@@ -3268,7 +3306,7 @@
     </w:p>
     <w:p>
       <w:pPr>
-        <w:pStyle w:val="Heading2"/>
+        <w:pStyle w:val="Ttulo2"/>
       </w:pPr>
       <w:r>
         <w:t>8.1. Aluno</w:t>
@@ -3299,7 +3337,7 @@
     </w:p>
     <w:p>
       <w:pPr>
-        <w:pStyle w:val="ListParagraph"/>
+        <w:pStyle w:val="PargrafodaLista"/>
         <w:numPr>
           <w:ilvl w:val="0"/>
           <w:numId w:val="2"/>
@@ -3312,7 +3350,7 @@
     </w:p>
     <w:p>
       <w:pPr>
-        <w:pStyle w:val="ListParagraph"/>
+        <w:pStyle w:val="PargrafodaLista"/>
         <w:numPr>
           <w:ilvl w:val="0"/>
           <w:numId w:val="2"/>
@@ -3325,7 +3363,7 @@
     </w:p>
     <w:p>
       <w:pPr>
-        <w:pStyle w:val="ListParagraph"/>
+        <w:pStyle w:val="PargrafodaLista"/>
         <w:numPr>
           <w:ilvl w:val="0"/>
           <w:numId w:val="2"/>
@@ -3338,7 +3376,7 @@
     </w:p>
     <w:p>
       <w:pPr>
-        <w:pStyle w:val="ListParagraph"/>
+        <w:pStyle w:val="PargrafodaLista"/>
         <w:numPr>
           <w:ilvl w:val="0"/>
           <w:numId w:val="2"/>
@@ -3351,7 +3389,7 @@
     </w:p>
     <w:p>
       <w:pPr>
-        <w:pStyle w:val="ListParagraph"/>
+        <w:pStyle w:val="PargrafodaLista"/>
         <w:numPr>
           <w:ilvl w:val="0"/>
           <w:numId w:val="2"/>
@@ -3364,7 +3402,7 @@
     </w:p>
     <w:p>
       <w:pPr>
-        <w:pStyle w:val="Heading2"/>
+        <w:pStyle w:val="Ttulo2"/>
       </w:pPr>
       <w:r>
         <w:t>8.2. Turma</w:t>
@@ -3381,7 +3419,7 @@
     </w:p>
     <w:p>
       <w:pPr>
-        <w:pStyle w:val="Heading2"/>
+        <w:pStyle w:val="Ttulo2"/>
       </w:pPr>
       <w:r>
         <w:t>8.3. Indicador e Risco</w:t>
@@ -3407,7 +3445,7 @@
     </w:p>
     <w:p>
       <w:pPr>
-        <w:pStyle w:val="Heading2"/>
+        <w:pStyle w:val="Ttulo2"/>
       </w:pPr>
       <w:r>
         <w:t>8.4. Usuario</w:t>
@@ -3758,7 +3796,7 @@
     </w:tbl>
     <w:p>
       <w:pPr>
-        <w:pStyle w:val="Heading1"/>
+        <w:pStyle w:val="Ttulo1"/>
       </w:pPr>
       <w:r>
         <w:t>9. Camada de Serviços (Regras de Negócio)</w:t>
@@ -3766,7 +3804,7 @@
     </w:p>
     <w:p>
       <w:pPr>
-        <w:pStyle w:val="Heading2"/>
+        <w:pStyle w:val="Ttulo2"/>
       </w:pPr>
       <w:r>
         <w:t>9.1. Repositorio</w:t>
@@ -3787,7 +3825,7 @@
     </w:p>
     <w:p>
       <w:pPr>
-        <w:pStyle w:val="Heading2"/>
+        <w:pStyle w:val="Ttulo2"/>
       </w:pPr>
       <w:r>
         <w:t>9.2. AlunoService</w:t>
@@ -3817,7 +3855,7 @@
     </w:p>
     <w:p>
       <w:pPr>
-        <w:pStyle w:val="ListParagraph"/>
+        <w:pStyle w:val="PargrafodaLista"/>
         <w:numPr>
           <w:ilvl w:val="0"/>
           <w:numId w:val="2"/>
@@ -3830,7 +3868,7 @@
     </w:p>
     <w:p>
       <w:pPr>
-        <w:pStyle w:val="ListParagraph"/>
+        <w:pStyle w:val="PargrafodaLista"/>
         <w:numPr>
           <w:ilvl w:val="0"/>
           <w:numId w:val="2"/>
@@ -3843,7 +3881,7 @@
     </w:p>
     <w:p>
       <w:pPr>
-        <w:pStyle w:val="ListParagraph"/>
+        <w:pStyle w:val="PargrafodaLista"/>
         <w:numPr>
           <w:ilvl w:val="0"/>
           <w:numId w:val="2"/>
@@ -3856,7 +3894,7 @@
     </w:p>
     <w:p>
       <w:pPr>
-        <w:pStyle w:val="ListParagraph"/>
+        <w:pStyle w:val="PargrafodaLista"/>
         <w:numPr>
           <w:ilvl w:val="0"/>
           <w:numId w:val="2"/>
@@ -3869,7 +3907,7 @@
     </w:p>
     <w:p>
       <w:pPr>
-        <w:pStyle w:val="ListParagraph"/>
+        <w:pStyle w:val="PargrafodaLista"/>
         <w:numPr>
           <w:ilvl w:val="0"/>
           <w:numId w:val="2"/>
@@ -3882,7 +3920,7 @@
     </w:p>
     <w:p>
       <w:pPr>
-        <w:pStyle w:val="Heading2"/>
+        <w:pStyle w:val="Ttulo2"/>
       </w:pPr>
       <w:r>
         <w:t>9.3. IndicadorService</w:t>
@@ -3899,7 +3937,7 @@
     </w:p>
     <w:p>
       <w:pPr>
-        <w:pStyle w:val="Heading2"/>
+        <w:pStyle w:val="Ttulo2"/>
       </w:pPr>
       <w:r>
         <w:t>9.4. LyceumService</w:t>
@@ -3916,7 +3954,7 @@
     </w:p>
     <w:p>
       <w:pPr>
-        <w:pStyle w:val="Heading1"/>
+        <w:pStyle w:val="Ttulo1"/>
       </w:pPr>
       <w:r>
         <w:t>10. Indicadores Estatísticos e Algoritmos</w:t>
@@ -3933,7 +3971,7 @@
     </w:p>
     <w:p>
       <w:pPr>
-        <w:pStyle w:val="Heading2"/>
+        <w:pStyle w:val="Ttulo2"/>
       </w:pPr>
       <w:r>
         <w:t>10.1. Indicadores Individuais</w:t>
@@ -4828,7 +4866,7 @@
     </w:tbl>
     <w:p>
       <w:pPr>
-        <w:pStyle w:val="Heading3"/>
+        <w:pStyle w:val="Ttulo3"/>
       </w:pPr>
       <w:r>
         <w:t>10.1.1. IAA — Índice de Aproveitamento Acadêmico</w:t>
@@ -4859,7 +4897,7 @@
     </w:p>
     <w:p>
       <w:pPr>
-        <w:pStyle w:val="Heading3"/>
+        <w:pStyle w:val="Ttulo3"/>
       </w:pPr>
       <w:r>
         <w:t>10.1.2. Nota Efetiva</w:t>
@@ -4890,7 +4928,7 @@
     </w:p>
     <w:p>
       <w:pPr>
-        <w:pStyle w:val="Heading3"/>
+        <w:pStyle w:val="Ttulo3"/>
       </w:pPr>
       <w:r>
         <w:t>10.1.3. IRP — Índice de Risco Ponderado</w:t>
@@ -4907,7 +4945,7 @@
     </w:p>
     <w:p>
       <w:pPr>
-        <w:pStyle w:val="ListParagraph"/>
+        <w:pStyle w:val="PargrafodaLista"/>
         <w:numPr>
           <w:ilvl w:val="0"/>
           <w:numId w:val="2"/>
@@ -4920,7 +4958,7 @@
     </w:p>
     <w:p>
       <w:pPr>
-        <w:pStyle w:val="ListParagraph"/>
+        <w:pStyle w:val="PargrafodaLista"/>
         <w:numPr>
           <w:ilvl w:val="0"/>
           <w:numId w:val="2"/>
@@ -4933,7 +4971,7 @@
     </w:p>
     <w:p>
       <w:pPr>
-        <w:pStyle w:val="ListParagraph"/>
+        <w:pStyle w:val="PargrafodaLista"/>
         <w:numPr>
           <w:ilvl w:val="0"/>
           <w:numId w:val="2"/>
@@ -4955,7 +4993,7 @@
     </w:p>
     <w:p>
       <w:pPr>
-        <w:pStyle w:val="Heading3"/>
+        <w:pStyle w:val="Ttulo3"/>
       </w:pPr>
       <w:r>
         <w:t>10.1.4. Tendência entre Períodos (Regressão Linear Simples)</w:t>
@@ -5043,7 +5081,7 @@
     </w:p>
     <w:p>
       <w:pPr>
-        <w:pStyle w:val="Heading2"/>
+        <w:pStyle w:val="Ttulo2"/>
       </w:pPr>
       <w:r>
         <w:t>10.2. Indicadores Comparativos</w:t>
@@ -5347,7 +5385,7 @@
     </w:tbl>
     <w:p>
       <w:pPr>
-        <w:pStyle w:val="Heading2"/>
+        <w:pStyle w:val="Ttulo2"/>
       </w:pPr>
       <w:r>
         <w:t>10.3. Indicadores Agregados (Turma)</w:t>
@@ -5355,7 +5393,7 @@
     </w:p>
     <w:p>
       <w:pPr>
-        <w:pStyle w:val="ListParagraph"/>
+        <w:pStyle w:val="PargrafodaLista"/>
         <w:numPr>
           <w:ilvl w:val="0"/>
           <w:numId w:val="2"/>
@@ -5368,7 +5406,7 @@
     </w:p>
     <w:p>
       <w:pPr>
-        <w:pStyle w:val="ListParagraph"/>
+        <w:pStyle w:val="PargrafodaLista"/>
         <w:numPr>
           <w:ilvl w:val="0"/>
           <w:numId w:val="2"/>
@@ -5381,7 +5419,7 @@
     </w:p>
     <w:p>
       <w:pPr>
-        <w:pStyle w:val="ListParagraph"/>
+        <w:pStyle w:val="PargrafodaLista"/>
         <w:numPr>
           <w:ilvl w:val="0"/>
           <w:numId w:val="2"/>
@@ -5394,7 +5432,7 @@
     </w:p>
     <w:p>
       <w:pPr>
-        <w:pStyle w:val="ListParagraph"/>
+        <w:pStyle w:val="PargrafodaLista"/>
         <w:numPr>
           <w:ilvl w:val="0"/>
           <w:numId w:val="2"/>
@@ -5407,7 +5445,7 @@
     </w:p>
     <w:p>
       <w:pPr>
-        <w:pStyle w:val="ListParagraph"/>
+        <w:pStyle w:val="PargrafodaLista"/>
         <w:numPr>
           <w:ilvl w:val="0"/>
           <w:numId w:val="2"/>
@@ -5420,7 +5458,7 @@
     </w:p>
     <w:p>
       <w:pPr>
-        <w:pStyle w:val="Heading2"/>
+        <w:pStyle w:val="Ttulo2"/>
       </w:pPr>
       <w:r>
         <w:t>10.4. Classificação de Risco</w:t>
@@ -5814,7 +5852,7 @@
     </w:tbl>
     <w:p>
       <w:pPr>
-        <w:pStyle w:val="Heading1"/>
+        <w:pStyle w:val="Ttulo1"/>
       </w:pPr>
       <w:r>
         <w:t>11. Camada de API (Endpoints REST)</w:t>
@@ -5831,7 +5869,7 @@
     </w:p>
     <w:p>
       <w:pPr>
-        <w:pStyle w:val="Heading2"/>
+        <w:pStyle w:val="Ttulo2"/>
       </w:pPr>
       <w:r>
         <w:lastRenderedPageBreak/>
@@ -8800,7 +8838,7 @@
     </w:tbl>
     <w:p>
       <w:pPr>
-        <w:pStyle w:val="Heading2"/>
+        <w:pStyle w:val="Ttulo2"/>
       </w:pPr>
       <w:r>
         <w:t>11.2. Sistema de Alertas Inteligentes</w:t>
@@ -8830,7 +8868,7 @@
     </w:p>
     <w:p>
       <w:pPr>
-        <w:pStyle w:val="ListParagraph"/>
+        <w:pStyle w:val="PargrafodaLista"/>
         <w:numPr>
           <w:ilvl w:val="0"/>
           <w:numId w:val="2"/>
@@ -8843,7 +8881,7 @@
     </w:p>
     <w:p>
       <w:pPr>
-        <w:pStyle w:val="ListParagraph"/>
+        <w:pStyle w:val="PargrafodaLista"/>
         <w:numPr>
           <w:ilvl w:val="0"/>
           <w:numId w:val="2"/>
@@ -8856,7 +8894,7 @@
     </w:p>
     <w:p>
       <w:pPr>
-        <w:pStyle w:val="ListParagraph"/>
+        <w:pStyle w:val="PargrafodaLista"/>
         <w:numPr>
           <w:ilvl w:val="0"/>
           <w:numId w:val="2"/>
@@ -8869,7 +8907,7 @@
     </w:p>
     <w:p>
       <w:pPr>
-        <w:pStyle w:val="ListParagraph"/>
+        <w:pStyle w:val="PargrafodaLista"/>
         <w:numPr>
           <w:ilvl w:val="0"/>
           <w:numId w:val="2"/>
@@ -8882,7 +8920,7 @@
     </w:p>
     <w:p>
       <w:pPr>
-        <w:pStyle w:val="ListParagraph"/>
+        <w:pStyle w:val="PargrafodaLista"/>
         <w:numPr>
           <w:ilvl w:val="0"/>
           <w:numId w:val="2"/>
@@ -8895,7 +8933,7 @@
     </w:p>
     <w:p>
       <w:pPr>
-        <w:pStyle w:val="ListParagraph"/>
+        <w:pStyle w:val="PargrafodaLista"/>
         <w:numPr>
           <w:ilvl w:val="0"/>
           <w:numId w:val="2"/>
@@ -8917,7 +8955,7 @@
     </w:p>
     <w:p>
       <w:pPr>
-        <w:pStyle w:val="Heading2"/>
+        <w:pStyle w:val="Ttulo2"/>
       </w:pPr>
       <w:r>
         <w:t>11.3. Tratamento de Erros</w:t>
@@ -8976,7 +9014,7 @@
     </w:p>
     <w:p>
       <w:pPr>
-        <w:pStyle w:val="Heading1"/>
+        <w:pStyle w:val="Ttulo1"/>
       </w:pPr>
       <w:r>
         <w:t>12. Interface Gráfica (Dashboard Web)</w:t>
@@ -8993,7 +9031,7 @@
     </w:p>
     <w:p>
       <w:pPr>
-        <w:pStyle w:val="Heading2"/>
+        <w:pStyle w:val="Ttulo2"/>
       </w:pPr>
       <w:r>
         <w:t>12.1. Telas e Componentes</w:t>
@@ -9379,7 +9417,7 @@
     </w:tbl>
     <w:p>
       <w:pPr>
-        <w:pStyle w:val="Heading2"/>
+        <w:pStyle w:val="Ttulo2"/>
       </w:pPr>
       <w:r>
         <w:t>12.2. Gráficos Implementados</w:t>
@@ -9387,7 +9425,7 @@
     </w:p>
     <w:p>
       <w:pPr>
-        <w:pStyle w:val="ListParagraph"/>
+        <w:pStyle w:val="PargrafodaLista"/>
         <w:numPr>
           <w:ilvl w:val="0"/>
           <w:numId w:val="2"/>
@@ -9400,7 +9438,7 @@
     </w:p>
     <w:p>
       <w:pPr>
-        <w:pStyle w:val="ListParagraph"/>
+        <w:pStyle w:val="PargrafodaLista"/>
         <w:numPr>
           <w:ilvl w:val="0"/>
           <w:numId w:val="2"/>
@@ -9413,7 +9451,7 @@
     </w:p>
     <w:p>
       <w:pPr>
-        <w:pStyle w:val="ListParagraph"/>
+        <w:pStyle w:val="PargrafodaLista"/>
         <w:numPr>
           <w:ilvl w:val="0"/>
           <w:numId w:val="2"/>
@@ -9426,7 +9464,7 @@
     </w:p>
     <w:p>
       <w:pPr>
-        <w:pStyle w:val="ListParagraph"/>
+        <w:pStyle w:val="PargrafodaLista"/>
         <w:numPr>
           <w:ilvl w:val="0"/>
           <w:numId w:val="2"/>
@@ -9439,7 +9477,7 @@
     </w:p>
     <w:p>
       <w:pPr>
-        <w:pStyle w:val="ListParagraph"/>
+        <w:pStyle w:val="PargrafodaLista"/>
         <w:numPr>
           <w:ilvl w:val="0"/>
           <w:numId w:val="2"/>
@@ -9452,7 +9490,7 @@
     </w:p>
     <w:p>
       <w:pPr>
-        <w:pStyle w:val="Heading2"/>
+        <w:pStyle w:val="Ttulo2"/>
       </w:pPr>
       <w:r>
         <w:t>12.3. Identidade Visual</w:t>
@@ -9469,7 +9507,7 @@
     </w:p>
     <w:p>
       <w:pPr>
-        <w:pStyle w:val="Heading1"/>
+        <w:pStyle w:val="Ttulo1"/>
       </w:pPr>
       <w:r>
         <w:t>13. Persistência de Dados</w:t>
@@ -9816,7 +9854,7 @@
     </w:p>
     <w:p>
       <w:pPr>
-        <w:pStyle w:val="Heading2"/>
+        <w:pStyle w:val="Ttulo2"/>
       </w:pPr>
       <w:r>
         <w:t>13.1. Script de Seed</w:t>
@@ -9834,7 +9872,7 @@
     </w:p>
     <w:p>
       <w:pPr>
-        <w:pStyle w:val="Heading1"/>
+        <w:pStyle w:val="Ttulo1"/>
       </w:pPr>
       <w:r>
         <w:t>14. Autenticação, Perfis e Controle de Acesso</w:t>
@@ -9842,7 +9880,7 @@
     </w:p>
     <w:p>
       <w:pPr>
-        <w:pStyle w:val="Heading2"/>
+        <w:pStyle w:val="Ttulo2"/>
       </w:pPr>
       <w:r>
         <w:t>14.1. Fluxo de Autenticação</w:t>
@@ -9850,7 +9888,7 @@
     </w:p>
     <w:p>
       <w:pPr>
-        <w:pStyle w:val="ListParagraph"/>
+        <w:pStyle w:val="PargrafodaLista"/>
         <w:numPr>
           <w:ilvl w:val="0"/>
           <w:numId w:val="2"/>
@@ -9863,7 +9901,7 @@
     </w:p>
     <w:p>
       <w:pPr>
-        <w:pStyle w:val="ListParagraph"/>
+        <w:pStyle w:val="PargrafodaLista"/>
         <w:numPr>
           <w:ilvl w:val="0"/>
           <w:numId w:val="2"/>
@@ -9876,7 +9914,7 @@
     </w:p>
     <w:p>
       <w:pPr>
-        <w:pStyle w:val="ListParagraph"/>
+        <w:pStyle w:val="PargrafodaLista"/>
         <w:numPr>
           <w:ilvl w:val="0"/>
           <w:numId w:val="2"/>
@@ -9889,7 +9927,7 @@
     </w:p>
     <w:p>
       <w:pPr>
-        <w:pStyle w:val="ListParagraph"/>
+        <w:pStyle w:val="PargrafodaLista"/>
         <w:numPr>
           <w:ilvl w:val="0"/>
           <w:numId w:val="2"/>
@@ -9902,7 +9940,7 @@
     </w:p>
     <w:p>
       <w:pPr>
-        <w:pStyle w:val="ListParagraph"/>
+        <w:pStyle w:val="PargrafodaLista"/>
         <w:numPr>
           <w:ilvl w:val="0"/>
           <w:numId w:val="2"/>
@@ -9915,7 +9953,7 @@
     </w:p>
     <w:p>
       <w:pPr>
-        <w:pStyle w:val="ListParagraph"/>
+        <w:pStyle w:val="PargrafodaLista"/>
         <w:numPr>
           <w:ilvl w:val="0"/>
           <w:numId w:val="2"/>
@@ -9928,7 +9966,7 @@
     </w:p>
     <w:p>
       <w:pPr>
-        <w:pStyle w:val="Heading2"/>
+        <w:pStyle w:val="Ttulo2"/>
       </w:pPr>
       <w:r>
         <w:t>14.2. Decorators de Autorização</w:t>
@@ -10057,7 +10095,7 @@
     </w:p>
     <w:p>
       <w:pPr>
-        <w:pStyle w:val="Heading2"/>
+        <w:pStyle w:val="Ttulo2"/>
       </w:pPr>
       <w:r>
         <w:t>14.3. Considerações de Segurança</w:t>
@@ -10074,7 +10112,7 @@
     </w:p>
     <w:p>
       <w:pPr>
-        <w:pStyle w:val="ListParagraph"/>
+        <w:pStyle w:val="PargrafodaLista"/>
         <w:numPr>
           <w:ilvl w:val="0"/>
           <w:numId w:val="2"/>
@@ -10087,7 +10125,7 @@
     </w:p>
     <w:p>
       <w:pPr>
-        <w:pStyle w:val="ListParagraph"/>
+        <w:pStyle w:val="PargrafodaLista"/>
         <w:numPr>
           <w:ilvl w:val="0"/>
           <w:numId w:val="2"/>
@@ -10100,7 +10138,7 @@
     </w:p>
     <w:p>
       <w:pPr>
-        <w:pStyle w:val="ListParagraph"/>
+        <w:pStyle w:val="PargrafodaLista"/>
         <w:numPr>
           <w:ilvl w:val="0"/>
           <w:numId w:val="2"/>
@@ -10113,7 +10151,7 @@
     </w:p>
     <w:p>
       <w:pPr>
-        <w:pStyle w:val="ListParagraph"/>
+        <w:pStyle w:val="PargrafodaLista"/>
         <w:numPr>
           <w:ilvl w:val="0"/>
           <w:numId w:val="2"/>
@@ -10126,7 +10164,7 @@
     </w:p>
     <w:p>
       <w:pPr>
-        <w:pStyle w:val="ListParagraph"/>
+        <w:pStyle w:val="PargrafodaLista"/>
         <w:numPr>
           <w:ilvl w:val="0"/>
           <w:numId w:val="2"/>
@@ -10139,7 +10177,7 @@
     </w:p>
     <w:p>
       <w:pPr>
-        <w:pStyle w:val="Heading1"/>
+        <w:pStyle w:val="Ttulo1"/>
       </w:pPr>
       <w:r>
         <w:t>15. Integração com Portal Lyceum</w:t>
@@ -10175,7 +10213,7 @@
     </w:p>
     <w:p>
       <w:pPr>
-        <w:pStyle w:val="Heading1"/>
+        <w:pStyle w:val="Ttulo1"/>
       </w:pPr>
       <w:r>
         <w:t>16. Testes Unitários</w:t>
@@ -10192,7 +10230,7 @@
     </w:p>
     <w:p>
       <w:pPr>
-        <w:pStyle w:val="Heading2"/>
+        <w:pStyle w:val="Ttulo2"/>
       </w:pPr>
       <w:r>
         <w:t>16.1. Cobertura por Camada</w:t>
@@ -10748,7 +10786,7 @@
     </w:tbl>
     <w:p>
       <w:pPr>
-        <w:pStyle w:val="Heading2"/>
+        <w:pStyle w:val="Ttulo2"/>
       </w:pPr>
       <w:r>
         <w:t>16.2. Padrões Aplicados</w:t>
@@ -10756,7 +10794,7 @@
     </w:p>
     <w:p>
       <w:pPr>
-        <w:pStyle w:val="ListParagraph"/>
+        <w:pStyle w:val="PargrafodaLista"/>
         <w:numPr>
           <w:ilvl w:val="0"/>
           <w:numId w:val="2"/>
@@ -10769,7 +10807,7 @@
     </w:p>
     <w:p>
       <w:pPr>
-        <w:pStyle w:val="ListParagraph"/>
+        <w:pStyle w:val="PargrafodaLista"/>
         <w:numPr>
           <w:ilvl w:val="0"/>
           <w:numId w:val="2"/>
@@ -10782,7 +10820,7 @@
     </w:p>
     <w:p>
       <w:pPr>
-        <w:pStyle w:val="ListParagraph"/>
+        <w:pStyle w:val="PargrafodaLista"/>
         <w:numPr>
           <w:ilvl w:val="0"/>
           <w:numId w:val="2"/>
@@ -10795,7 +10833,7 @@
     </w:p>
     <w:p>
       <w:pPr>
-        <w:pStyle w:val="ListParagraph"/>
+        <w:pStyle w:val="PargrafodaLista"/>
         <w:numPr>
           <w:ilvl w:val="0"/>
           <w:numId w:val="2"/>
@@ -10808,7 +10846,7 @@
     </w:p>
     <w:p>
       <w:pPr>
-        <w:pStyle w:val="Heading2"/>
+        <w:pStyle w:val="Ttulo2"/>
       </w:pPr>
       <w:r>
         <w:t>16.3. Comando de Execução</w:t>
@@ -10830,7 +10868,7 @@
     </w:p>
     <w:p>
       <w:pPr>
-        <w:pStyle w:val="Heading1"/>
+        <w:pStyle w:val="Ttulo1"/>
       </w:pPr>
       <w:r>
         <w:lastRenderedPageBreak/>
@@ -10839,7 +10877,7 @@
     </w:p>
     <w:p>
       <w:pPr>
-        <w:pStyle w:val="Heading2"/>
+        <w:pStyle w:val="Ttulo2"/>
       </w:pPr>
       <w:r>
         <w:t>17.1. Pré-requisitos</w:t>
@@ -10847,7 +10885,7 @@
     </w:p>
     <w:p>
       <w:pPr>
-        <w:pStyle w:val="ListParagraph"/>
+        <w:pStyle w:val="PargrafodaLista"/>
         <w:numPr>
           <w:ilvl w:val="0"/>
           <w:numId w:val="2"/>
@@ -10860,7 +10898,7 @@
     </w:p>
     <w:p>
       <w:pPr>
-        <w:pStyle w:val="ListParagraph"/>
+        <w:pStyle w:val="PargrafodaLista"/>
         <w:numPr>
           <w:ilvl w:val="0"/>
           <w:numId w:val="2"/>
@@ -10873,7 +10911,7 @@
     </w:p>
     <w:p>
       <w:pPr>
-        <w:pStyle w:val="ListParagraph"/>
+        <w:pStyle w:val="PargrafodaLista"/>
         <w:numPr>
           <w:ilvl w:val="0"/>
           <w:numId w:val="2"/>
@@ -10886,7 +10924,7 @@
     </w:p>
     <w:p>
       <w:pPr>
-        <w:pStyle w:val="Heading2"/>
+        <w:pStyle w:val="Ttulo2"/>
       </w:pPr>
       <w:r>
         <w:t>17.2. Passos</w:t>
@@ -11066,7 +11104,7 @@
     </w:p>
     <w:p>
       <w:pPr>
-        <w:pStyle w:val="Heading2"/>
+        <w:pStyle w:val="Ttulo2"/>
       </w:pPr>
       <w:r>
         <w:t>17.3. Exemplo de Uso da API</w:t>
@@ -11239,7 +11277,7 @@
     </w:p>
     <w:p>
       <w:pPr>
-        <w:pStyle w:val="Heading1"/>
+        <w:pStyle w:val="Ttulo1"/>
       </w:pPr>
       <w:r>
         <w:t>18. Marcos do Projeto e Níveis de Execução</w:t>
@@ -11743,7 +11781,7 @@
     </w:tbl>
     <w:p>
       <w:pPr>
-        <w:pStyle w:val="Heading2"/>
+        <w:pStyle w:val="Ttulo2"/>
       </w:pPr>
       <w:r>
         <w:t>18.1. Níveis de Execução Atendidos</w:t>
@@ -11783,7 +11821,7 @@
     </w:p>
     <w:p>
       <w:pPr>
-        <w:pStyle w:val="Heading1"/>
+        <w:pStyle w:val="Ttulo1"/>
       </w:pPr>
       <w:r>
         <w:t>19. Limitações Conhecidas e Trabalhos Futuros</w:t>
@@ -11791,7 +11829,7 @@
     </w:p>
     <w:p>
       <w:pPr>
-        <w:pStyle w:val="Heading2"/>
+        <w:pStyle w:val="Ttulo2"/>
       </w:pPr>
       <w:r>
         <w:t>19.1. Limitações</w:t>
@@ -11799,7 +11837,7 @@
     </w:p>
     <w:p>
       <w:pPr>
-        <w:pStyle w:val="ListParagraph"/>
+        <w:pStyle w:val="PargrafodaLista"/>
         <w:numPr>
           <w:ilvl w:val="0"/>
           <w:numId w:val="2"/>
@@ -11812,7 +11850,7 @@
     </w:p>
     <w:p>
       <w:pPr>
-        <w:pStyle w:val="ListParagraph"/>
+        <w:pStyle w:val="PargrafodaLista"/>
         <w:numPr>
           <w:ilvl w:val="0"/>
           <w:numId w:val="2"/>
@@ -11825,7 +11863,7 @@
     </w:p>
     <w:p>
       <w:pPr>
-        <w:pStyle w:val="ListParagraph"/>
+        <w:pStyle w:val="PargrafodaLista"/>
         <w:numPr>
           <w:ilvl w:val="0"/>
           <w:numId w:val="2"/>
@@ -11838,7 +11876,7 @@
     </w:p>
     <w:p>
       <w:pPr>
-        <w:pStyle w:val="ListParagraph"/>
+        <w:pStyle w:val="PargrafodaLista"/>
         <w:numPr>
           <w:ilvl w:val="0"/>
           <w:numId w:val="2"/>
@@ -11851,7 +11889,7 @@
     </w:p>
     <w:p>
       <w:pPr>
-        <w:pStyle w:val="ListParagraph"/>
+        <w:pStyle w:val="PargrafodaLista"/>
         <w:numPr>
           <w:ilvl w:val="0"/>
           <w:numId w:val="2"/>
@@ -11864,7 +11902,7 @@
     </w:p>
     <w:p>
       <w:pPr>
-        <w:pStyle w:val="ListParagraph"/>
+        <w:pStyle w:val="PargrafodaLista"/>
         <w:numPr>
           <w:ilvl w:val="0"/>
           <w:numId w:val="2"/>
@@ -11877,7 +11915,7 @@
     </w:p>
     <w:p>
       <w:pPr>
-        <w:pStyle w:val="ListParagraph"/>
+        <w:pStyle w:val="PargrafodaLista"/>
         <w:numPr>
           <w:ilvl w:val="0"/>
           <w:numId w:val="2"/>
@@ -11890,7 +11928,7 @@
     </w:p>
     <w:p>
       <w:pPr>
-        <w:pStyle w:val="Heading2"/>
+        <w:pStyle w:val="Ttulo2"/>
       </w:pPr>
       <w:r>
         <w:t>19.2. Trabalhos Futuros</w:t>
@@ -11898,7 +11936,7 @@
     </w:p>
     <w:p>
       <w:pPr>
-        <w:pStyle w:val="ListParagraph"/>
+        <w:pStyle w:val="PargrafodaLista"/>
         <w:numPr>
           <w:ilvl w:val="0"/>
           <w:numId w:val="2"/>
@@ -11911,7 +11949,7 @@
     </w:p>
     <w:p>
       <w:pPr>
-        <w:pStyle w:val="ListParagraph"/>
+        <w:pStyle w:val="PargrafodaLista"/>
         <w:numPr>
           <w:ilvl w:val="0"/>
           <w:numId w:val="2"/>
@@ -11924,7 +11962,7 @@
     </w:p>
     <w:p>
       <w:pPr>
-        <w:pStyle w:val="ListParagraph"/>
+        <w:pStyle w:val="PargrafodaLista"/>
         <w:numPr>
           <w:ilvl w:val="0"/>
           <w:numId w:val="2"/>
@@ -11937,7 +11975,7 @@
     </w:p>
     <w:p>
       <w:pPr>
-        <w:pStyle w:val="ListParagraph"/>
+        <w:pStyle w:val="PargrafodaLista"/>
         <w:numPr>
           <w:ilvl w:val="0"/>
           <w:numId w:val="2"/>
@@ -11950,7 +11988,7 @@
     </w:p>
     <w:p>
       <w:pPr>
-        <w:pStyle w:val="ListParagraph"/>
+        <w:pStyle w:val="PargrafodaLista"/>
         <w:numPr>
           <w:ilvl w:val="0"/>
           <w:numId w:val="2"/>
@@ -11963,7 +12001,7 @@
     </w:p>
     <w:p>
       <w:pPr>
-        <w:pStyle w:val="ListParagraph"/>
+        <w:pStyle w:val="PargrafodaLista"/>
         <w:numPr>
           <w:ilvl w:val="0"/>
           <w:numId w:val="2"/>
@@ -11976,7 +12014,7 @@
     </w:p>
     <w:p>
       <w:pPr>
-        <w:pStyle w:val="ListParagraph"/>
+        <w:pStyle w:val="PargrafodaLista"/>
         <w:numPr>
           <w:ilvl w:val="0"/>
           <w:numId w:val="2"/>
@@ -11990,7 +12028,7 @@
     </w:p>
     <w:p>
       <w:pPr>
-        <w:pStyle w:val="ListParagraph"/>
+        <w:pStyle w:val="PargrafodaLista"/>
         <w:numPr>
           <w:ilvl w:val="0"/>
           <w:numId w:val="2"/>
@@ -12003,7 +12041,7 @@
     </w:p>
     <w:p>
       <w:pPr>
-        <w:pStyle w:val="Heading1"/>
+        <w:pStyle w:val="Ttulo1"/>
       </w:pPr>
       <w:r>
         <w:t>20. Conclusão</w:t>
@@ -12015,7 +12053,13 @@
         <w:jc w:val="both"/>
       </w:pPr>
       <w:r>
-        <w:t>O projeto Nexus / SIMPA cumpre integralmente os objetivos previstos para o Projeto Integrador do 2º período do curso de Inteligência Artificial. O sistema entrega uma aplicação web funcional ponta a ponta, com modelagem orientada a objetos limpa, API REST documentada, camada estatística não-trivial (onze indicadores individuais, dois comparativos e cinco agregados), interface gráfica polida e suíte de testes unitários.</w:t>
+        <w:t xml:space="preserve">O projeto </w:t>
+      </w:r>
+      <w:r>
+        <w:t>Aval_ia</w:t>
+      </w:r>
+      <w:r>
+        <w:t xml:space="preserve"> / SIMPA cumpre integralmente os objetivos previstos para o Projeto Integrador do 2º período do curso de Inteligência Artificial. O sistema entrega uma aplicação web funcional ponta a ponta, com modelagem orientada a objetos limpa, API REST documentada, camada estatística não-trivial (onze indicadores individuais, dois comparativos e cinco agregados), interface gráfica polida e suíte de testes unitários.</w:t>
       </w:r>
     </w:p>
     <w:p>
@@ -12200,13 +12244,24 @@
     <w:pPr>
       <w:jc w:val="right"/>
     </w:pPr>
+    <w:proofErr w:type="spellStart"/>
+    <w:r>
+      <w:rPr>
+        <w:color w:val="808080"/>
+        <w:sz w:val="18"/>
+        <w:szCs w:val="18"/>
+        <w:lang w:val="pt-BR"/>
+      </w:rPr>
+      <w:t>aval_ia</w:t>
+    </w:r>
+    <w:proofErr w:type="spellEnd"/>
     <w:r>
       <w:rPr>
         <w:color w:val="808080"/>
         <w:sz w:val="18"/>
         <w:szCs w:val="18"/>
       </w:rPr>
-      <w:t>Nexus / SIMPA — Documentação Técnica</w:t>
+      <w:t xml:space="preserve"> / SIMPA — Documentação Técnica</w:t>
     </w:r>
   </w:p>
 </w:hdr>
@@ -12377,7 +12432,7 @@
         <w:rFonts w:ascii="Calibri" w:eastAsia="Calibri" w:hAnsi="Calibri" w:cs="Calibri"/>
         <w:sz w:val="22"/>
         <w:szCs w:val="22"/>
-        <w:lang w:val="en-BR" w:eastAsia="en-US" w:bidi="ar-SA"/>
+        <w:lang w:eastAsia="en-US" w:bidi="ar-SA"/>
       </w:rPr>
     </w:rPrDefault>
     <w:pPrDefault/>
@@ -12764,7 +12819,7 @@
     <w:name w:val="Normal"/>
     <w:qFormat/>
   </w:style>
-  <w:style w:type="paragraph" w:styleId="Heading1">
+  <w:style w:type="paragraph" w:styleId="Ttulo1">
     <w:name w:val="heading 1"/>
     <w:uiPriority w:val="9"/>
     <w:qFormat/>
@@ -12780,7 +12835,7 @@
       <w:szCs w:val="32"/>
     </w:rPr>
   </w:style>
-  <w:style w:type="paragraph" w:styleId="Heading2">
+  <w:style w:type="paragraph" w:styleId="Ttulo2">
     <w:name w:val="heading 2"/>
     <w:uiPriority w:val="9"/>
     <w:unhideWhenUsed/>
@@ -12797,7 +12852,7 @@
       <w:szCs w:val="26"/>
     </w:rPr>
   </w:style>
-  <w:style w:type="paragraph" w:styleId="Heading3">
+  <w:style w:type="paragraph" w:styleId="Ttulo3">
     <w:name w:val="heading 3"/>
     <w:uiPriority w:val="9"/>
     <w:unhideWhenUsed/>
@@ -12814,7 +12869,7 @@
       <w:szCs w:val="24"/>
     </w:rPr>
   </w:style>
-  <w:style w:type="paragraph" w:styleId="Heading4">
+  <w:style w:type="paragraph" w:styleId="Ttulo4">
     <w:name w:val="heading 4"/>
     <w:uiPriority w:val="9"/>
     <w:semiHidden/>
@@ -12829,7 +12884,7 @@
       <w:color w:val="2E74B5"/>
     </w:rPr>
   </w:style>
-  <w:style w:type="paragraph" w:styleId="Heading5">
+  <w:style w:type="paragraph" w:styleId="Ttulo5">
     <w:name w:val="heading 5"/>
     <w:uiPriority w:val="9"/>
     <w:semiHidden/>
@@ -12842,7 +12897,7 @@
       <w:color w:val="2E74B5"/>
     </w:rPr>
   </w:style>
-  <w:style w:type="paragraph" w:styleId="Heading6">
+  <w:style w:type="paragraph" w:styleId="Ttulo6">
     <w:name w:val="heading 6"/>
     <w:uiPriority w:val="9"/>
     <w:semiHidden/>
@@ -12855,13 +12910,13 @@
       <w:color w:val="1F4D78"/>
     </w:rPr>
   </w:style>
-  <w:style w:type="character" w:default="1" w:styleId="DefaultParagraphFont">
+  <w:style w:type="character" w:default="1" w:styleId="Fontepargpadro">
     <w:name w:val="Default Paragraph Font"/>
     <w:uiPriority w:val="1"/>
     <w:semiHidden/>
     <w:unhideWhenUsed/>
   </w:style>
-  <w:style w:type="table" w:default="1" w:styleId="TableNormal">
+  <w:style w:type="table" w:default="1" w:styleId="Tabelanormal">
     <w:name w:val="Normal Table"/>
     <w:uiPriority w:val="99"/>
     <w:semiHidden/>
@@ -12876,13 +12931,13 @@
       </w:tblCellMar>
     </w:tblPr>
   </w:style>
-  <w:style w:type="numbering" w:default="1" w:styleId="NoList">
+  <w:style w:type="numbering" w:default="1" w:styleId="Semlista">
     <w:name w:val="No List"/>
     <w:uiPriority w:val="99"/>
     <w:semiHidden/>
     <w:unhideWhenUsed/>
   </w:style>
-  <w:style w:type="paragraph" w:styleId="Title">
+  <w:style w:type="paragraph" w:styleId="Ttulo">
     <w:name w:val="Title"/>
     <w:uiPriority w:val="10"/>
     <w:qFormat/>
@@ -12899,7 +12954,7 @@
       <w:bCs/>
     </w:rPr>
   </w:style>
-  <w:style w:type="paragraph" w:styleId="ListParagraph">
+  <w:style w:type="paragraph" w:styleId="PargrafodaLista">
     <w:name w:val="List Paragraph"/>
     <w:qFormat/>
   </w:style>
@@ -12912,7 +12967,7 @@
       <w:u w:val="single"/>
     </w:rPr>
   </w:style>
-  <w:style w:type="character" w:styleId="FootnoteReference">
+  <w:style w:type="character" w:styleId="Refdenotaderodap">
     <w:name w:val="footnote reference"/>
     <w:uiPriority w:val="99"/>
     <w:semiHidden/>
@@ -12921,9 +12976,9 @@
       <w:vertAlign w:val="superscript"/>
     </w:rPr>
   </w:style>
-  <w:style w:type="paragraph" w:styleId="FootnoteText">
+  <w:style w:type="paragraph" w:styleId="Textodenotaderodap">
     <w:name w:val="footnote text"/>
-    <w:link w:val="FootnoteTextChar"/>
+    <w:link w:val="TextodenotaderodapChar"/>
     <w:uiPriority w:val="99"/>
     <w:semiHidden/>
     <w:unhideWhenUsed/>
@@ -12932,9 +12987,9 @@
       <w:szCs w:val="20"/>
     </w:rPr>
   </w:style>
-  <w:style w:type="character" w:customStyle="1" w:styleId="FootnoteTextChar">
-    <w:name w:val="Footnote Text Char"/>
-    <w:link w:val="FootnoteText"/>
+  <w:style w:type="character" w:customStyle="1" w:styleId="TextodenotaderodapChar">
+    <w:name w:val="Texto de nota de rodapé Char"/>
+    <w:link w:val="Textodenotaderodap"/>
     <w:uiPriority w:val="99"/>
     <w:semiHidden/>
     <w:unhideWhenUsed/>
@@ -12943,7 +12998,7 @@
       <w:szCs w:val="20"/>
     </w:rPr>
   </w:style>
-  <w:style w:type="character" w:styleId="EndnoteReference">
+  <w:style w:type="character" w:styleId="Refdenotadefim">
     <w:name w:val="endnote reference"/>
     <w:uiPriority w:val="99"/>
     <w:semiHidden/>
@@ -12952,9 +13007,9 @@
       <w:vertAlign w:val="superscript"/>
     </w:rPr>
   </w:style>
-  <w:style w:type="paragraph" w:styleId="EndnoteText">
+  <w:style w:type="paragraph" w:styleId="Textodenotadefim">
     <w:name w:val="endnote text"/>
-    <w:link w:val="EndnoteTextChar"/>
+    <w:link w:val="TextodenotadefimChar"/>
     <w:uiPriority w:val="99"/>
     <w:semiHidden/>
     <w:unhideWhenUsed/>
@@ -12963,9 +13018,9 @@
       <w:szCs w:val="20"/>
     </w:rPr>
   </w:style>
-  <w:style w:type="character" w:customStyle="1" w:styleId="EndnoteTextChar">
-    <w:name w:val="Endnote Text Char"/>
-    <w:link w:val="EndnoteText"/>
+  <w:style w:type="character" w:customStyle="1" w:styleId="TextodenotadefimChar">
+    <w:name w:val="Texto de nota de fim Char"/>
+    <w:link w:val="Textodenotadefim"/>
     <w:uiPriority w:val="99"/>
     <w:semiHidden/>
     <w:unhideWhenUsed/>
@@ -12973,6 +13028,48 @@
       <w:sz w:val="20"/>
       <w:szCs w:val="20"/>
     </w:rPr>
+  </w:style>
+  <w:style w:type="paragraph" w:styleId="Cabealho">
+    <w:name w:val="header"/>
+    <w:basedOn w:val="Normal"/>
+    <w:link w:val="CabealhoChar"/>
+    <w:uiPriority w:val="99"/>
+    <w:unhideWhenUsed/>
+    <w:rsid w:val="00C607BB"/>
+    <w:pPr>
+      <w:tabs>
+        <w:tab w:val="center" w:pos="4252"/>
+        <w:tab w:val="right" w:pos="8504"/>
+      </w:tabs>
+    </w:pPr>
+  </w:style>
+  <w:style w:type="character" w:customStyle="1" w:styleId="CabealhoChar">
+    <w:name w:val="Cabeçalho Char"/>
+    <w:basedOn w:val="Fontepargpadro"/>
+    <w:link w:val="Cabealho"/>
+    <w:uiPriority w:val="99"/>
+    <w:rsid w:val="00C607BB"/>
+  </w:style>
+  <w:style w:type="paragraph" w:styleId="Rodap">
+    <w:name w:val="footer"/>
+    <w:basedOn w:val="Normal"/>
+    <w:link w:val="RodapChar"/>
+    <w:uiPriority w:val="99"/>
+    <w:unhideWhenUsed/>
+    <w:rsid w:val="00C607BB"/>
+    <w:pPr>
+      <w:tabs>
+        <w:tab w:val="center" w:pos="4252"/>
+        <w:tab w:val="right" w:pos="8504"/>
+      </w:tabs>
+    </w:pPr>
+  </w:style>
+  <w:style w:type="character" w:customStyle="1" w:styleId="RodapChar">
+    <w:name w:val="Rodapé Char"/>
+    <w:basedOn w:val="Fontepargpadro"/>
+    <w:link w:val="Rodap"/>
+    <w:uiPriority w:val="99"/>
+    <w:rsid w:val="00C607BB"/>
   </w:style>
 </w:styles>
 </file>
